--- a/document_templates/russian_library/Исковые_заявления/Семейные_споры/шаблон_Исковое_заявление_о_взыскании_алиментов_в_твердой_денежной_сумме_С_представителем_.docx
+++ b/document_templates/russian_library/Исковые_заявления/Семейные_споры/шаблон_Исковое_заявление_о_взыскании_алиментов_в_твердой_денежной_сумме_С_представителем_.docx
@@ -37,7 +37,7 @@
           <w:szCs w:val="24"/>
           <w:lang w:val="en-US"/>
         </w:rPr>
-        <w:t xml:space="preserve">{{ w_t_w_r_w_prooferr_w_type_spellstart_w_r_w_rsidr_00220f97_w_rpr_w_rfonts_w_ascii_times_new_roman_w_hansi_times_new_roman_w_cs_times_new_roman_w_sz_w_val_24_w_szcs_w_val_24_w_lang_w_val_en_us_w_rpr_w_t_court_w_t_w_r_w_r_w_rpr_w_rfonts_w_ascii_times_new_roman_w_hansi_times_new_roman_w_cs_times_new_roman_w_sz_w_val_24_w_szcs_w_val_24_w_lang_w_val_en_us_w_rpr_w_t_w_t_w_r_w_r_w_rsidr_00220f97_w_rpr_w_rfonts_w_ascii_times_new_roman_w_hansi_times_new_roman_w_cs_times_new_roman_w_sz_w_val_24_w_szcs_w_val_24_w_lang_w_val_en_us_w_rpr_w_t_name_w_t_w_r_w_prooferr_w_type_spellend_w_r_w_rsidr_00220f97_w_rsidrpr_004c7567_w_rpr_w_rfonts_w_ascii_times_new_roman_w_hansi_times_new_roman_w_cs_times_new_roman_w_sz_w_val_24_w_szcs_w_val_24_w_lang_w_val_en_us_w_rpr_w_t_xml_space_preserve }}</w:t>
+        <w:t xml:space="preserve">{{ court_name }}</w:t>
       </w:r>
     </w:p>
     <w:p>
@@ -51,15 +51,14 @@
           <w:lang w:val="en-US"/>
         </w:rPr>
       </w:pPr>
-      <w:proofErr w:type="gramStart"/>
-      <w:r>
-        <w:rPr>
-          <w:rFonts w:ascii="Times New Roman" w:hAnsi="Times New Roman" w:cs="Times New Roman"/>
-          <w:sz w:val="24"/>
-          <w:szCs w:val="24"/>
-          <w:lang w:val="en-US"/>
-        </w:rPr>
-        <w:t xml:space="preserve">{{ w_t_w_r_w_prooferr_w_type_spellstart_w_r_w_rpr_w_rfonts_w_ascii_times_new_roman_w_hansi_times_new_roman_w_cs_times_new_roman_w_sz_w_val_24_w_szcs_w_val_24_w_lang_w_val_en_us_w_rpr_w_t_court_w_t_w_r_w_prooferr_w_type_gramend_w_r_w_rsidr_004c7567_w_rpr_w_rfonts_w_ascii_times_new_roman_w_hansi_times_new_roman_w_cs_times_new_roman_w_sz_w_val_24_w_szcs_w_val_24_w_lang_w_val_en_us_w_rpr_w_t_w_t_w_r_w_r_w_rpr_w_rfonts_w_ascii_times_new_roman_w_hansi_times_new_roman_w_cs_times_new_roman_w_sz_w_val_24_w_szcs_w_val_24_w_lang_w_val_en_us_w_rpr_w_t_address_w_t_w_r_w_prooferr_w_type_spellend_w_r_w_rsidrpr_004c7567_w_rpr_w_rfonts_w_ascii_times_new_roman_w_hansi_times_new_roman_w_cs_times_new_roman_w_sz_w_val_24_w_szcs_w_val_24_w_lang_w_val_en_us_w_rpr_w_t_xml_space_preserve }}</w:t>
+      <w:r>
+        <w:rPr>
+          <w:rFonts w:ascii="Times New Roman" w:hAnsi="Times New Roman" w:cs="Times New Roman"/>
+          <w:sz w:val="24"/>
+          <w:szCs w:val="24"/>
+          <w:lang w:val="en-US"/>
+        </w:rPr>
+        <w:t xml:space="preserve">{{ court_address }}</w:t>
       </w:r>
     </w:p>
     <w:p>
@@ -97,7 +96,7 @@
           <w:szCs w:val="24"/>
           <w:lang w:val="en-US"/>
         </w:rPr>
-        <w:t xml:space="preserve">{{ w_t_w_r_w_r_w_rsidr_00220f97_w_rpr_w_rfonts_w_ascii_times_new_roman_w_hansi_times_new_roman_w_cs_times_new_roman_w_sz_w_val_24_w_szcs_w_val_24_w_lang_w_val_en_us_w_rpr_w_t_plaintiff_w_t_w_r_w_r_w_rsidr_00220f97_w_rsidrpr_004c7567_w_rpr_w_rfonts_w_ascii_times_new_roman_w_hansi_times_new_roman_w_cs_times_new_roman_w_sz_w_val_24_w_szcs_w_val_24_w_lang_w_val_en_us_w_rpr_w_t_xml_space_preserve }}</w:t>
+        <w:t xml:space="preserve">{{ plaintiff }}</w:t>
       </w:r>
     </w:p>
     <w:p>
@@ -143,7 +142,7 @@
           <w:szCs w:val="24"/>
           <w:lang w:val="en-US"/>
         </w:rPr>
-        <w:t xml:space="preserve">: {{ w_t_w_r_w_prooferr_w_type_spellstart_w_r_w_rpr_w_rfonts_w_ascii_times_new_roman_w_hansi_times_new_roman_w_cs_times_new_roman_w_sz_w_val_24_w_szcs_w_val_24_w_lang_w_val_en_us_w_rpr_w_t_plaintiff_w_t_w_r_w_r_w_rsidr_004c7567_w_rpr_w_rfonts_w_ascii_times_new_roman_w_hansi_times_new_roman_w_cs_times_new_roman_w_sz_w_val_24_w_szcs_w_val_24_w_lang_w_val_en_us_w_rpr_w_t_w_t_w_r_w_r_w_rpr_w_rfonts_w_ascii_times_new_roman_w_hansi_times_new_roman_w_cs_times_new_roman_w_sz_w_val_24_w_szcs_w_val_24_w_lang_w_val_en_us_w_rpr_w_t_registration_w_t_w_r_w_r_w_rsidr_004c7567_w_rpr_w_rfonts_w_ascii_times_new_roman_w_hansi_times_new_roman_w_cs_times_new_roman_w_sz_w_val_24_w_szcs_w_val_24_w_lang_w_val_en_us_w_rpr_w_t_w_t_w_r_w_r_w_rpr_w_rfonts_w_ascii_times_new_roman_w_hansi_times_new_roman_w_cs_times_new_roman_w_sz_w_val_24_w_szcs_w_val_24_w_lang_w_val_en_us_w_rpr_w_t_address_w_t_w_r_w_prooferr_w_type_spellend_w_r_w_rpr_w_rfonts_w_ascii_times_new_roman_w_hansi_times_new_roman_w_cs_times_new_roman_w_sz_w_val_24_w_szcs_w_val_24_w_lang_w_val_en_us_w_rpr_w_t_xml_space_preserve }}</w:t>
+        <w:t xml:space="preserve">: {{ plaintiff_registration_address }}</w:t>
       </w:r>
     </w:p>
     <w:p>
@@ -181,7 +180,7 @@
           <w:szCs w:val="24"/>
           <w:lang w:val="en-US"/>
         </w:rPr>
-        <w:t xml:space="preserve">{{ w_t_w_r_w_prooferr_w_type_spellstart_w_r_w_rpr_w_rfonts_w_ascii_times_new_roman_w_hansi_times_new_roman_w_cs_times_new_roman_w_sz_w_val_24_w_szcs_w_val_24_w_lang_w_val_en_us_w_rpr_w_t_passport_w_t_w_r_w_r_w_rsidr_004c7567_w_rpr_w_rfonts_w_ascii_times_new_roman_w_hansi_times_new_roman_w_cs_times_new_roman_w_sz_w_val_24_w_szcs_w_val_24_w_lang_w_val_en_us_w_rpr_w_t_p_w_t_w_r_w_r_w_rpr_w_rfonts_w_ascii_times_new_roman_w_hansi_times_new_roman_w_cs_times_new_roman_w_sz_w_val_24_w_szcs_w_val_24_w_lang_w_val_en_us_w_rpr_w_t_laintiff_w_t_w_r_w_prooferr_w_type_spellend_w_r_w_rpr_w_rfonts_w_ascii_times_new_roman_w_hansi_times_new_roman_w_cs_times_new_roman_w_sz_w_val_24_w_szcs_w_val_24_w_lang_w_val_en_us_w_rpr_w_t_xml_space_preserve }}</w:t>
+        <w:t xml:space="preserve">{{ passport_plaintiff }}</w:t>
       </w:r>
     </w:p>
     <w:p>
@@ -236,7 +235,7 @@
           <w:szCs w:val="24"/>
           <w:lang w:val="en-US"/>
         </w:rPr>
-        <w:t xml:space="preserve">{{ w_t_w_r_w_prooferr_w_type_spellstart_w_r_w_rsidr_00220f97_w_rpr_w_rfonts_w_ascii_times_new_roman_w_hansi_times_new_roman_w_cs_times_new_roman_w_sz_w_val_24_w_szcs_w_val_24_w_lang_w_val_en_us_w_rpr_w_t_plaintiff_w_t_w_r_w_r_w_rsidr_004c7567_w_rpr_w_rfonts_w_ascii_times_new_roman_w_hansi_times_new_roman_w_cs_times_new_roman_w_sz_w_val_24_w_szcs_w_val_24_w_lang_w_val_en_us_w_rpr_w_t_w_t_w_r_w_r_w_rsidr_00220f97_w_rpr_w_rfonts_w_ascii_times_new_roman_w_hansi_times_new_roman_w_cs_times_new_roman_w_sz_w_val_24_w_szcs_w_val_24_w_lang_w_val_en_us_w_rpr_w_t_representative_w_t_w_r_w_prooferr_w_type_spellend_w_r_w_rsidr_00220f97_w_rsidrpr_00220f97_w_rpr_w_rfonts_w_ascii_times_new_roman_w_hansi_times_new_roman_w_cs_times_new_roman_w_sz_w_val_24_w_szcs_w_val_24_w_lang_w_val_en_us_w_rpr_w_t_xml_space_preserve }}</w:t>
+        <w:t xml:space="preserve">{{ plaintiff_representative }}</w:t>
       </w:r>
     </w:p>
     <w:p>
@@ -274,7 +273,7 @@
           <w:szCs w:val="24"/>
           <w:lang w:val="en-US"/>
         </w:rPr>
-        <w:t xml:space="preserve">{{ w_t_w_r_w_r_w_rsidr_00220f97_w_rpr_w_rfonts_w_ascii_times_new_roman_w_hansi_times_new_roman_w_cs_times_new_roman_w_sz_w_val_24_w_szcs_w_val_24_w_lang_w_val_en_us_w_rpr_w_t_defendant_w_t_w_r_w_r_w_rsidr_00220f97_w_rsidrpr_004c7567_w_rpr_w_rfonts_w_ascii_times_new_roman_w_hansi_times_new_roman_w_cs_times_new_roman_w_sz_w_val_24_w_szcs_w_val_24_w_lang_w_val_en_us_w_rpr_w_t_xml_space_preserve }}</w:t>
+        <w:t xml:space="preserve">{{ defendant }}</w:t>
       </w:r>
     </w:p>
     <w:p>
@@ -329,7 +328,7 @@
           <w:szCs w:val="24"/>
           <w:lang w:val="en-US"/>
         </w:rPr>
-        <w:t xml:space="preserve">{{ w_t_w_r_w_prooferr_w_type_spellstart_w_r_w_rsidr_00220f97_w_rpr_w_rfonts_w_ascii_times_new_roman_w_hansi_times_new_roman_w_cs_times_new_roman_w_sz_w_val_24_w_szcs_w_val_24_w_lang_w_val_en_us_w_rpr_w_t_defendant_w_t_w_r_w_r_w_rsidr_004c7567_w_rpr_w_rfonts_w_ascii_times_new_roman_w_hansi_times_new_roman_w_cs_times_new_roman_w_sz_w_val_24_w_szcs_w_val_24_w_lang_w_val_en_us_w_rpr_w_t_w_t_w_r_w_r_w_rsidr_00220f97_w_rpr_w_rfonts_w_ascii_times_new_roman_w_hansi_times_new_roman_w_cs_times_new_roman_w_sz_w_val_24_w_szcs_w_val_24_w_lang_w_val_en_us_w_rpr_w_t_registration_w_t_w_r_w_r_w_rsidr_004c7567_w_rpr_w_rfonts_w_ascii_times_new_roman_w_hansi_times_new_roman_w_cs_times_new_roman_w_sz_w_val_24_w_szcs_w_val_24_w_lang_w_val_en_us_w_rpr_w_t_w_t_w_r_w_r_w_rsidr_00220f97_w_rpr_w_rfonts_w_ascii_times_new_roman_w_hansi_times_new_roman_w_cs_times_new_roman_w_sz_w_val_24_w_szcs_w_val_24_w_lang_w_val_en_us_w_rpr_w_t_address_w_t_w_r_w_prooferr_w_type_spellend_w_r_w_rsidr_00220f97_w_rpr_w_rfonts_w_ascii_times_new_roman_w_hansi_times_new_roman_w_cs_times_new_roman_w_sz_w_val_24_w_szcs_w_val_24_w_lang_w_val_en_us_w_rpr_w_t_xml_space_preserve }}</w:t>
+        <w:t xml:space="preserve">{{ defendant_registration_address }}</w:t>
       </w:r>
     </w:p>
     <w:p>
@@ -356,7 +355,7 @@
           <w:sz w:val="24"/>
           <w:szCs w:val="24"/>
         </w:rPr>
-        <w:t xml:space="preserve"> {{ w_t_w_r_w_prooferr_w_type_spellstart_w_r_w_rpr_w_rfonts_w_ascii_times_new_roman_w_hansi_times_new_roman_w_cs_times_new_roman_w_sz_w_val_24_w_szcs_w_val_24_w_lang_w_val_en_us_w_rpr_w_t_passport_w_t_w_r_w_r_w_rsidr_004c7567_w_rpr_w_rfonts_w_ascii_times_new_roman_w_hansi_times_new_roman_w_cs_times_new_roman_w_sz_w_val_24_w_szcs_w_val_24_w_lang_w_val_en_us_w_rpr_w_t_w_t_w_r_w_r_w_rpr_w_rfonts_w_ascii_times_new_roman_w_hansi_times_new_roman_w_cs_times_new_roman_w_sz_w_val_24_w_szcs_w_val_24_w_lang_w_val_en_us_w_rpr_w_t_defendant_w_t_w_r_w_prooferr_w_type_spellend_w_r_w_rsidrpr_004c7567_w_rpr_w_rfonts_w_ascii_times_new_roman_w_hansi_times_new_roman_w_cs_times_new_roman_w_sz_w_val_24_w_szcs_w_val_24_w_rpr_w_t_xml_space_preserve }}</w:t>
+        <w:t xml:space="preserve"> {{ passport_defendant }}</w:t>
       </w:r>
     </w:p>
     <w:p>
@@ -401,7 +400,7 @@
           <w:sz w:val="24"/>
           <w:szCs w:val="24"/>
         </w:rPr>
-        <w:t xml:space="preserve">{{ w_t_w_r_w_r_w_rsidr_00220f97_w_rpr_w_rfonts_w_ascii_times_new_roman_w_hansi_times_new_roman_w_cs_times_new_roman_w_sz_w_val_24_w_szcs_w_val_24_w_lang_w_val_en_us_w_rpr_w_t_plaintiff_w_t_w_r_w_r_w_rsidr_00220f97_w_rsidrpr_00220f97_w_rpr_w_rfonts_w_ascii_times_new_roman_w_hansi_times_new_roman_w_cs_times_new_roman_w_sz_w_val_24_w_szcs_w_val_24_w_rpr_w_t_xml_space_preserve }}</w:t>
+        <w:t xml:space="preserve">{{ plaintiff }}</w:t>
       </w:r>
       <w:r>
         <w:rPr>
@@ -417,7 +416,7 @@
           <w:sz w:val="24"/>
           <w:szCs w:val="24"/>
         </w:rPr>
-        <w:t>{{ date_w_t_w_r_w_r_w_rsidr_004c7567_w_rsidrpr_004c7567_w_rpr_w_rfonts_w_ascii_times_new_roman_w_hansi_times_new_roman_w_cs_times_new_roman_w_sz_w_val_24_w_szcs_w_val_24_w_rpr_w_t_w_t_w_r_w_r_w_rsidr_00220f97_w_rsidrpr_00220f97_w_rpr_w_rfonts_w_ascii_times_new_roman_w_hansi_times_new_roman_w_cs_times_new_roman_w_sz_w_val_24_w_szcs_w_val_24_w_rpr_w_t_of_w_t_w_r_w_r_w_rsidr_004c7567_w_rsidrpr_004c7567_w_rpr_w_rfonts_w_ascii_times_new_roman_w_hansi_times_new_roman_w_cs_times_new_roman_w_sz_w_val_24_w_szcs_w_val_24_w_rpr_w_t_w_t_w_r_w_r_w_rsidr_00220f97_w_rsidrpr_00220f97_w_rpr_w_rfonts_w_ascii_times_new_roman_w_hansi_times_new_roman_w_cs_times_new_roman_w_sz_w_val_24_w_szcs_w_val_24_w_rpr_w_t_commencement_w_t_w_r_w_r_w_rsidr_004c7567_w_rsidrpr_004c7567_w_rpr_w_rfonts_w_ascii_times_new_roman_w_hansi_times_new_roman_w_cs_times_new_roman_w_sz_w_val_24_w_szcs_w_val_24_w_rpr_w_t_w_t_w_r_w_r_w_rsidr_00220f97_w_rsidrpr_00220f97_w_rpr_w_rfonts_w_ascii_times_new_roman_w_hansi_times_new_roman_w_cs_times_new_roman_w_sz_w_val_24_w_szcs_w_val_24_w_rpr_w_t_of_w_t_w_r_w_r_w_rsidr_004c7567_w_rsidrpr_004c7567_w_rpr_w_rfonts_w_ascii_times_new_roman_w_hansi_times_new_roman_w_cs_times_new_roman_w_sz_w_val_24_w_szcs_w_val_24_w_rpr_w_t_w_t_w_r_w_r_w_rsidr_00220f97_w_rsidrpr_00220f97_w_rpr_w_rfonts_w_ascii_times_new_roman_w_hansi_times_new_roman_w_cs_times_new_roman_w_sz_w_val_24_w_szcs_w_val_24_w_rpr_w_t_child_w_t_w_r_w_r_w_rsidr_004c7567_w_rsidrpr_004c7567_w_rpr_w_rfonts_w_ascii_times_new_roman_w_hansi_times_new_roman_w_cs_times_new_roman_w_sz_w_val_24_w_szcs_w_val_24_w_rpr_w_t_w_t_w_r_w_r_w_rsidr_00220f97_w_rsidrpr_00220f97_w_rpr_w_rfonts_w_ascii_times_new_roman_w_hansi_times_new_roman_w_cs_times_new_roman_w_sz_w_val_24_w_szcs_w_val_24_w_rpr_w_t_care }}</w:t>
+        <w:t>{{ of_commencement_of_child }}</w:t>
       </w:r>
       <w:r>
         <w:rPr>
@@ -433,7 +432,7 @@
           <w:sz w:val="24"/>
           <w:szCs w:val="24"/>
         </w:rPr>
-        <w:t xml:space="preserve"> {{ w_t_w_r_w_r_w_rsidr_00220f97_w_rpr_w_rfonts_w_ascii_times_new_roman_w_hansi_times_new_roman_w_cs_times_new_roman_w_sz_w_val_24_w_szcs_w_val_24_w_lang_w_val_en_us_w_rpr_w_t_children_w_t_w_r_w_r_w_rsidr_004c7567_w_rsidrpr_004c7567_w_rpr_w_rfonts_w_ascii_times_new_roman_w_hansi_times_new_roman_w_cs_times_new_roman_w_sz_w_val_24_w_szcs_w_val_24_w_rpr_w_t_w_t_w_r_w_r_w_rsidr_00220f97_w_rpr_w_rfonts_w_ascii_times_new_roman_w_hansi_times_new_roman_w_cs_times_new_roman_w_sz_w_val_24_w_szcs_w_val_24_w_lang_w_val_en_us_w_rpr_w_t_name_w_t_w_r_w_r_w_rsidr_004c7567_w_rsidrpr_004c7567_w_rpr_w_rfonts_w_ascii_times_new_roman_w_hansi_times_new_roman_w_cs_times_new_roman_w_sz_w_val_24_w_szcs_w_val_24_w_rpr_w_t_w_t_w_r_w_r_w_rsidr_004c7567_w_rpr_w_rfonts_w_ascii_times_new_roman_w_hansi_times_new_roman_w_cs_times_new_roman_w_sz_w_val_24_w_szcs_w_val_24_w_lang_w_val_en_us_w_rpr_w_t_text_w_t_w_r_w_r_w_rsidr_00220f97_w_rsidrpr_00220f97_w_rpr_w_rfonts_w_ascii_times_new_roman_w_hansi_times_new_roman_w_cs_times_new_roman_w_sz_w_val_24_w_szcs_w_val_24_w_rpr_w_t_xml_space_preserve }}</w:t>
+        <w:t xml:space="preserve"> {{ children_name_text }}</w:t>
       </w:r>
       <w:r>
         <w:rPr>
@@ -449,7 +448,7 @@
           <w:sz w:val="24"/>
           <w:szCs w:val="24"/>
         </w:rPr>
-        <w:t xml:space="preserve">{{ w_t_w_r_w_r_w_rsidr_00220f97_w_rpr_w_rfonts_w_ascii_times_new_roman_w_hansi_times_new_roman_w_cs_times_new_roman_w_sz_w_val_24_w_szcs_w_val_24_w_lang_w_val_en_us_w_rpr_w_t_children_w_t_w_r_w_r_w_rsidr_004c7567_w_rsidrpr_004c7567_w_rpr_w_rfonts_w_ascii_times_new_roman_w_hansi_times_new_roman_w_cs_times_new_roman_w_sz_w_val_24_w_szcs_w_val_24_w_rpr_w_t_w_t_w_r_w_r_w_rsidr_00220f97_w_rpr_w_rfonts_w_ascii_times_new_roman_w_hansi_times_new_roman_w_cs_times_new_roman_w_sz_w_val_24_w_szcs_w_val_24_w_lang_w_val_en_us_w_rpr_w_t_year_w_t_w_r_w_r_w_rsidr_004c7567_w_rsidrpr_004c7567_w_rpr_w_rfonts_w_ascii_times_new_roman_w_hansi_times_new_roman_w_cs_times_new_roman_w_sz_w_val_24_w_szcs_w_val_24_w_rpr_w_t_w_t_w_r_w_r_w_rsidr_00220f97_w_rpr_w_rfonts_w_ascii_times_new_roman_w_hansi_times_new_roman_w_cs_times_new_roman_w_sz_w_val_24_w_szcs_w_val_24_w_lang_w_val_en_us_w_rpr_w_t_of_w_t_w_r_w_r_w_rsidr_004c7567_w_rsidrpr_004c7567_w_rpr_w_rfonts_w_ascii_times_new_roman_w_hansi_times_new_roman_w_cs_times_new_roman_w_sz_w_val_24_w_szcs_w_val_24_w_rpr_w_t_w_t_w_r_w_r_w_rsidr_00220f97_w_rpr_w_rfonts_w_ascii_times_new_roman_w_hansi_times_new_roman_w_cs_times_new_roman_w_sz_w_val_24_w_szcs_w_val_24_w_lang_w_val_en_us_w_rpr_w_t_birth_w_t_w_r_w_r_w_rsidr_00220f97_w_rsidrpr_00220f97_w_rpr_w_rfonts_w_ascii_times_new_roman_w_hansi_times_new_roman_w_cs_times_new_roman_w_sz_w_val_24_w_szcs_w_val_24_w_rpr_w_t_xml_space_preserve }}</w:t>
+        <w:t xml:space="preserve">{{ children_year_of_birth }}</w:t>
       </w:r>
       <w:r>
         <w:rPr>
@@ -465,7 +464,7 @@
           <w:sz w:val="24"/>
           <w:szCs w:val="24"/>
         </w:rPr>
-        <w:t xml:space="preserve">{{ w_t_w_r_w_r_w_rsidr_00220f97_w_rpr_w_rfonts_w_ascii_times_new_roman_w_hansi_times_new_roman_w_cs_times_new_roman_w_sz_w_val_24_w_szcs_w_val_24_w_lang_w_val_en_us_w_rpr_w_t_defendant_w_t_w_r_w_r_w_rsidr_004c7567_w_rsidrpr_004c7567_w_rpr_w_rfonts_w_ascii_times_new_roman_w_hansi_times_new_roman_w_cs_times_new_roman_w_sz_w_val_24_w_szcs_w_val_24_w_rpr_w_t_w_t_w_r_w_r_w_rsidr_004c7567_w_rpr_w_rfonts_w_ascii_times_new_roman_w_hansi_times_new_roman_w_cs_times_new_roman_w_sz_w_val_24_w_szcs_w_val_24_w_lang_w_val_en_us_w_rpr_w_t_text_w_t_w_r_w_r_w_rsidr_004c7567_w_rsidrpr_004c7567_w_rpr_w_rfonts_w_ascii_times_new_roman_w_hansi_times_new_roman_w_cs_times_new_roman_w_sz_w_val_24_w_szcs_w_val_24_w_rpr_w_t_w_t_w_r_w_r_w_rsidr_004c7567_w_rpr_w_rfonts_w_ascii_times_new_roman_w_hansi_times_new_roman_w_cs_times_new_roman_w_sz_w_val_24_w_szcs_w_val_24_w_lang_w_val_en_us_w_rpr_w_t_with_w_t_w_r_w_r_w_rsidr_00220f97_w_rsidrpr_00220f97_w_rpr_w_rfonts_w_ascii_times_new_roman_w_hansi_times_new_roman_w_cs_times_new_roman_w_sz_w_val_24_w_szcs_w_val_24_w_rpr_w_t_xml_space_preserve }}</w:t>
+        <w:t xml:space="preserve">{{ defendant_text_with }}</w:t>
       </w:r>
       <w:r>
         <w:rPr>
@@ -481,7 +480,7 @@
           <w:sz w:val="24"/>
           <w:szCs w:val="24"/>
         </w:rPr>
-        <w:t>{{ date_w_t_w_r_w_r_w_rsidr_004c7567_w_rsidrpr_004c7567_w_rpr_w_rfonts_w_ascii_times_new_roman_w_hansi_times_new_roman_w_cs_times_new_roman_w_sz_w_val_24_w_szcs_w_val_24_w_rpr_w_t_w_t_w_r_w_r_w_rsidr_00220f97_w_rsidrpr_00220f97_w_rpr_w_rfonts_w_ascii_times_new_roman_w_hansi_times_new_roman_w_cs_times_new_roman_w_sz_w_val_24_w_szcs_w_val_24_w_rpr_w_t_of_w_t_w_r_w_r_w_rsidr_004c7567_w_rsidrpr_004c7567_w_rpr_w_rfonts_w_ascii_times_new_roman_w_hansi_times_new_roman_w_cs_times_new_roman_w_sz_w_val_24_w_szcs_w_val_24_w_rpr_w_t_w_t_w_r_w_r_w_rsidr_00220f97_w_rsidrpr_00220f97_w_rpr_w_rfonts_w_ascii_times_new_roman_w_hansi_times_new_roman_w_cs_times_new_roman_w_sz_w_val_24_w_szcs_w_val_24_w_rpr_w_t_leaving_w_t_w_r_w_r_w_rsidr_004c7567_w_rsidrpr_004c7567_w_rpr_w_rfonts_w_ascii_times_new_roman_w_hansi_times_new_roman_w_cs_times_new_roman_w_sz_w_val_24_w_szcs_w_val_24_w_rpr_w_t_w_t_w_r_w_r_w_rsidr_00220f97_w_rsidrpr_00220f97_w_rpr_w_rfonts_w_ascii_times_new_roman_w_hansi_times_new_roman_w_cs_times_new_roman_w_sz_w_val_24_w_szcs_w_val_24_w_rpr_w_t_the_w_t_w_r_w_r_w_rsidr_004c7567_w_rsidrpr_004c7567_w_rpr_w_rfonts_w_ascii_times_new_roman_w_hansi_times_new_roman_w_cs_times_new_roman_w_sz_w_val_24_w_szcs_w_val_24_w_rpr_w_t_w_t_w_r_w_r_w_rsidr_00220f97_w_rsidrpr_00220f97_w_rpr_w_rfonts_w_ascii_times_new_roman_w_hansi_times_new_roman_w_cs_times_new_roman_w_sz_w_val_24_w_szcs_w_val_24_w_rpr_w_t_family }}</w:t>
+        <w:t>{{ of_leaving_the }}</w:t>
       </w:r>
       <w:r>
         <w:rPr>
@@ -515,7 +514,7 @@
           <w:sz w:val="24"/>
           <w:szCs w:val="24"/>
         </w:rPr>
-        <w:t xml:space="preserve">{{ w_t_w_r_w_r_w_rsidr_00220f97_w_rpr_w_rfonts_w_ascii_times_new_roman_w_hansi_times_new_roman_w_cs_times_new_roman_w_sz_w_val_24_w_szcs_w_val_24_w_lang_w_val_en_us_w_rpr_w_t_plot_w_t_w_r_w_r_w_rsidr_004c7567_w_rsidrpr_004c7567_w_rpr_w_rfonts_w_ascii_times_new_roman_w_hansi_times_new_roman_w_cs_times_new_roman_w_sz_w_val_24_w_szcs_w_val_24_w_rpr_w_t_w_t_w_r_w_r_w_rsidr_00220f97_w_rpr_w_rfonts_w_ascii_times_new_roman_w_hansi_times_new_roman_w_cs_times_new_roman_w_sz_w_val_24_w_szcs_w_val_24_w_lang_w_val_en_us_w_rpr_w_t_num_w_t_w_r_w_r_w_rsidr_00220f97_w_rsidrpr_00220f97_w_rpr_w_rfonts_w_ascii_times_new_roman_w_hansi_times_new_roman_w_cs_times_new_roman_w_sz_w_val_24_w_szcs_w_val_24_w_rpr_w_t_xml_space_preserve }}</w:t>
+        <w:t xml:space="preserve">{{ plot_num }}</w:t>
       </w:r>
       <w:r>
         <w:rPr>
@@ -531,7 +530,7 @@
           <w:sz w:val="24"/>
           <w:szCs w:val="24"/>
         </w:rPr>
-        <w:t xml:space="preserve">{{ w_t_w_r_w_r_w_rsidr_00220f97_w_rpr_w_rfonts_w_ascii_times_new_roman_w_hansi_times_new_roman_w_cs_times_new_roman_w_sz_w_val_24_w_szcs_w_val_24_w_lang_w_val_en_us_w_rpr_w_t_site_w_t_w_r_w_r_w_rsidr_004c7567_w_rsidrpr_004c7567_w_rpr_w_rfonts_w_ascii_times_new_roman_w_hansi_times_new_roman_w_cs_times_new_roman_w_sz_w_val_24_w_szcs_w_val_24_w_rpr_w_t_w_t_w_r_w_r_w_rsidr_00220f97_w_rpr_w_rfonts_w_ascii_times_new_roman_w_hansi_times_new_roman_w_cs_times_new_roman_w_sz_w_val_24_w_szcs_w_val_24_w_lang_w_val_en_us_w_rpr_w_t_address_w_t_w_r_w_r_w_rsidr_00220f97_w_rsidrpr_00220f97_w_rpr_w_rfonts_w_ascii_times_new_roman_w_hansi_times_new_roman_w_cs_times_new_roman_w_sz_w_val_24_w_szcs_w_val_24_w_rpr_w_t_xml_space_preserve }}</w:t>
+        <w:t xml:space="preserve">{{ site_address }}</w:t>
       </w:r>
       <w:r>
         <w:rPr>
@@ -547,7 +546,7 @@
           <w:sz w:val="24"/>
           <w:szCs w:val="24"/>
         </w:rPr>
-        <w:t>{{ date_w_t_w_r_w_r_w_rsidr_004c7567_w_rsidrpr_004c7567_w_rpr_w_rfonts_w_ascii_times_new_roman_w_hansi_times_new_roman_w_cs_times_new_roman_w_sz_w_val_24_w_szcs_w_val_24_w_rpr_w_t_w_t_w_r_w_r_w_rsidr_00220f97_w_rsidrpr_00220f97_w_rpr_w_rfonts_w_ascii_times_new_roman_w_hansi_times_new_roman_w_cs_times_new_roman_w_sz_w_val_24_w_szcs_w_val_24_w_rpr_w_t_of_w_t_w_r_w_r_w_rsidr_004c7567_w_rsidrpr_004c7567_w_rpr_w_rfonts_w_ascii_times_new_roman_w_hansi_times_new_roman_w_cs_times_new_roman_w_sz_w_val_24_w_szcs_w_val_24_w_rpr_w_t_w_t_w_r_w_r_w_rsidr_00220f97_w_rsidrpr_00220f97_w_rpr_w_rfonts_w_ascii_times_new_roman_w_hansi_times_new_roman_w_cs_times_new_roman_w_sz_w_val_24_w_szcs_w_val_24_w_rpr_w_t_issuance_w_t_w_r_w_r_w_rsidr_004c7567_w_rsidrpr_004c7567_w_rpr_w_rfonts_w_ascii_times_new_roman_w_hansi_times_new_roman_w_cs_times_new_roman_w_sz_w_val_24_w_szcs_w_val_24_w_rpr_w_t_w_t_w_r_w_r_w_rsidr_00220f97_w_rsidrpr_00220f97_w_rpr_w_rfonts_w_ascii_times_new_roman_w_hansi_times_new_roman_w_cs_times_new_roman_w_sz_w_val_24_w_szcs_w_val_24_w_rpr_w_t_of_w_t_w_r_w_r_w_rsidr_004c7567_w_rsidrpr_004c7567_w_rpr_w_rfonts_w_ascii_times_new_roman_w_hansi_times_new_roman_w_cs_times_new_roman_w_sz_w_val_24_w_szcs_w_val_24_w_rpr_w_t_w_t_w_r_w_r_w_rsidr_00220f97_w_rsidrpr_00220f97_w_rpr_w_rfonts_w_ascii_times_new_roman_w_hansi_times_new_roman_w_cs_times_new_roman_w_sz_w_val_24_w_szcs_w_val_24_w_rpr_w_t_the_w_t_w_r_w_r_w_rsidr_004c7567_w_rsidrpr_004c7567_w_rpr_w_rfonts_w_ascii_times_new_roman_w_hansi_times_new_roman_w_cs_times_new_roman_w_sz_w_val_24_w_szcs_w_val_24_w_rpr_w_t_w_t_w_r_w_r_w_rsidr_00220f97_w_rsidrpr_00220f97_w_rpr_w_rfonts_w_ascii_times_new_roman_w_hansi_times_new_roman_w_cs_times_new_roman_w_sz_w_val_24_w_szcs_w_val_24_w_rpr_w_t_order }}</w:t>
+        <w:t>{{ of_issuance_of_the }}</w:t>
       </w:r>
       <w:r>
         <w:rPr>
@@ -569,15 +568,14 @@
           <w:lang w:val="en-US"/>
         </w:rPr>
       </w:pPr>
-      <w:proofErr w:type="gramStart"/>
-      <w:r>
-        <w:rPr>
-          <w:rFonts w:ascii="Times New Roman" w:hAnsi="Times New Roman" w:cs="Times New Roman"/>
-          <w:sz w:val="24"/>
-          <w:szCs w:val="24"/>
-          <w:lang w:val="en-US"/>
-        </w:rPr>
-        <w:t xml:space="preserve">{{ w_t_w_r_w_prooferr_w_type_spellstart_w_r_w_rsidrpr_00220f97_w_rpr_w_rfonts_w_ascii_times_new_roman_w_hansi_times_new_roman_w_cs_times_new_roman_w_sz_w_val_24_w_szcs_w_val_24_w_lang_w_val_en_us_w_rpr_w_t_information_w_t_w_r_w_prooferr_w_type_gramend_w_r_w_rsidr_004c7567_w_rpr_w_rfonts_w_ascii_times_new_roman_w_hansi_times_new_roman_w_cs_times_new_roman_w_sz_w_val_24_w_szcs_w_val_24_w_lang_w_val_en_us_w_rpr_w_t_w_t_w_r_w_r_w_rsidrpr_00220f97_w_rpr_w_rfonts_w_ascii_times_new_roman_w_hansi_times_new_roman_w_cs_times_new_roman_w_sz_w_val_24_w_szcs_w_val_24_w_lang_w_val_en_us_w_rpr_w_t_about_w_t_w_r_w_r_w_rsidr_004c7567_w_rpr_w_rfonts_w_ascii_times_new_roman_w_hansi_times_new_roman_w_cs_times_new_roman_w_sz_w_val_24_w_szcs_w_val_24_w_lang_w_val_en_us_w_rpr_w_t_w_t_w_r_w_r_w_rsidrpr_00220f97_w_rpr_w_rfonts_w_ascii_times_new_roman_w_hansi_times_new_roman_w_cs_times_new_roman_w_sz_w_val_24_w_szcs_w_val_24_w_lang_w_val_en_us_w_rpr_w_t_the_w_t_w_r_w_r_w_rsidr_004c7567_w_rpr_w_rfonts_w_ascii_times_new_roman_w_hansi_times_new_roman_w_cs_times_new_roman_w_sz_w_val_24_w_szcs_w_val_24_w_lang_w_val_en_us_w_rpr_w_t_w_t_w_r_w_r_w_rsidrpr_00220f97_w_rpr_w_rfonts_w_ascii_times_new_roman_w_hansi_times_new_roman_w_cs_times_new_roman_w_sz_w_val_24_w_szcs_w_val_24_w_lang_w_val_en_us_w_rpr_w_t_defendants_w_t_w_r_w_r_w_rsidr_004c7567_w_rpr_w_rfonts_w_ascii_times_new_roman_w_hansi_times_new_roman_w_cs_times_new_roman_w_sz_w_val_24_w_szcs_w_val_24_w_lang_w_val_en_us_w_rpr_w_t_w_t_w_r_w_r_w_rsidrpr_00220f97_w_rpr_w_rfonts_w_ascii_times_new_roman_w_hansi_times_new_roman_w_cs_times_new_roman_w_sz_w_val_24_w_szcs_w_val_24_w_lang_w_val_en_us_w_rpr_w_t_income_w_t_w_r_w_prooferr_w_type_spellend_w_r_w_rpr_w_rfonts_w_ascii_times_new_roman_w_hansi_times_new_roman_w_cs_times_new_roman_w_sz_w_val_24_w_szcs_w_val_24_w_lang_w_val_en_us_w_rpr_w_t_xml_space_preserve }}</w:t>
+      <w:r>
+        <w:rPr>
+          <w:rFonts w:ascii="Times New Roman" w:hAnsi="Times New Roman" w:cs="Times New Roman"/>
+          <w:sz w:val="24"/>
+          <w:szCs w:val="24"/>
+          <w:lang w:val="en-US"/>
+        </w:rPr>
+        <w:t xml:space="preserve">{{ information_about_the_defendants_income }}</w:t>
       </w:r>
     </w:p>
     <w:p>
@@ -627,7 +625,7 @@
           <w:sz w:val="24"/>
           <w:szCs w:val="24"/>
         </w:rPr>
-        <w:t xml:space="preserve">{{ w_t_w_r_w_r_w_rsidr_00220f97_w_rpr_w_rfonts_w_ascii_times_new_roman_w_hansi_times_new_roman_w_cs_times_new_roman_w_sz_w_val_24_w_szcs_w_val_24_w_lang_w_val_en_us_w_rpr_w_t_defendant_w_t_w_r_w_r_w_rsidr_004c7567_w_rsidrpr_004c7567_w_rpr_w_rfonts_w_ascii_times_new_roman_w_hansi_times_new_roman_w_cs_times_new_roman_w_sz_w_val_24_w_szcs_w_val_24_w_rpr_w_t_w_t_w_r_w_r_w_rsidr_004c7567_w_rpr_w_rfonts_w_ascii_times_new_roman_w_hansi_times_new_roman_w_cs_times_new_roman_w_sz_w_val_24_w_szcs_w_val_24_w_lang_w_val_en_us_w_rpr_w_t_text_w_t_w_r_w_r_w_rsidr_004c7567_w_rsidrpr_004c7567_w_rpr_w_rfonts_w_ascii_times_new_roman_w_hansi_times_new_roman_w_cs_times_new_roman_w_sz_w_val_24_w_szcs_w_val_24_w_rpr_w_t_xml_space_preserve_w_t_w_r_w_r_w_rsidr_00220f97_w_rsidrpr_00220f97_w_rpr_w_rfonts_w_ascii_times_new_roman_w_hansi_times_new_roman_w_cs_times_new_roman_w_sz_w_val_24_w_szcs_w_val_24_w_rpr_w_t }}</w:t>
+        <w:t xml:space="preserve">{{ defendant_text }}</w:t>
       </w:r>
       <w:r>
         <w:rPr>
@@ -643,7 +641,7 @@
           <w:sz w:val="24"/>
           <w:szCs w:val="24"/>
         </w:rPr>
-        <w:t xml:space="preserve">{{ w_t_w_r_w_r_w_rsidr_00220f97_w_rpr_w_rfonts_w_ascii_times_new_roman_w_hansi_times_new_roman_w_cs_times_new_roman_w_sz_w_val_24_w_szcs_w_val_24_w_lang_w_val_en_us_w_rpr_w_t_amount_w_t_w_r_w_r_w_rsidr_004c7567_w_rsidrpr_004c7567_w_rpr_w_rfonts_w_ascii_times_new_roman_w_hansi_times_new_roman_w_cs_times_new_roman_w_sz_w_val_24_w_szcs_w_val_24_w_rpr_w_t_w_t_w_r_w_r_w_rsidr_00220f97_w_rpr_w_rfonts_w_ascii_times_new_roman_w_hansi_times_new_roman_w_cs_times_new_roman_w_sz_w_val_24_w_szcs_w_val_24_w_lang_w_val_en_us_w_rpr_w_t_of_w_t_w_r_w_r_w_rsidr_004c7567_w_rsidrpr_004c7567_w_rpr_w_rfonts_w_ascii_times_new_roman_w_hansi_times_new_roman_w_cs_times_new_roman_w_sz_w_val_24_w_szcs_w_val_24_w_rpr_w_t_w_t_w_r_w_r_w_rsidr_00220f97_w_rpr_w_rfonts_w_ascii_times_new_roman_w_hansi_times_new_roman_w_cs_times_new_roman_w_sz_w_val_24_w_szcs_w_val_24_w_lang_w_val_en_us_w_rpr_w_t_recovery_w_t_w_r_w_r_w_rsidr_00220f97_w_rsidrpr_00220f97_w_rpr_w_rfonts_w_ascii_times_new_roman_w_hansi_times_new_roman_w_cs_times_new_roman_w_sz_w_val_24_w_szcs_w_val_24_w_rpr_w_t_xml_space_preserve }}</w:t>
+        <w:t xml:space="preserve">{{ amount_of_recovery }}</w:t>
       </w:r>
       <w:r>
         <w:rPr>
@@ -659,7 +657,7 @@
           <w:sz w:val="24"/>
           <w:szCs w:val="24"/>
         </w:rPr>
-        <w:t xml:space="preserve"> {{ w_t_w_r_w_r_w_rsidr_00220f97_w_rpr_w_rfonts_w_ascii_times_new_roman_w_hansi_times_new_roman_w_cs_times_new_roman_w_sz_w_val_24_w_szcs_w_val_24_w_lang_w_val_en_us_w_rpr_w_t_plaintiff_w_t_w_r_w_r_w_rsidr_004c7567_w_rsidrpr_004c7567_w_rpr_w_rfonts_w_ascii_times_new_roman_w_hansi_times_new_roman_w_cs_times_new_roman_w_sz_w_val_24_w_szcs_w_val_24_w_rpr_w_t_w_t_w_r_w_r_w_rsidr_004c7567_w_rpr_w_rfonts_w_ascii_times_new_roman_w_hansi_times_new_roman_w_cs_times_new_roman_w_sz_w_val_24_w_szcs_w_val_24_w_lang_w_val_en_us_w_rpr_w_t_text_w_t_w_r_w_r_w_rsidr_00220f97_w_rsidrpr_00220f97_w_rpr_w_rfonts_w_ascii_times_new_roman_w_hansi_times_new_roman_w_cs_times_new_roman_w_sz_w_val_24_w_szcs_w_val_24_w_rpr_w_t_xml_space_preserve }}</w:t>
+        <w:t xml:space="preserve"> {{ plaintiff_text }}</w:t>
       </w:r>
       <w:r>
         <w:rPr>
@@ -707,7 +705,7 @@
           <w:szCs w:val="24"/>
           <w:lang w:val="en-US"/>
         </w:rPr>
-        <w:t xml:space="preserve">{{ w_t_w_r_w_r_w_rsidr_004c7567_w_rpr_w_rfonts_w_ascii_times_new_roman_w_hansi_times_new_roman_w_cs_times_new_roman_w_i_w_ics_w_sz_w_val_24_w_szcs_w_val_24_w_lang_w_val_en_us_w_rpr_w_t_signature_w_t_w_r_w_r_w_rpr_w_rfonts_w_ascii_times_new_roman_w_hansi_times_new_roman_w_cs_times_new_roman_w_i_w_ics_w_sz_w_val_24_w_szcs_w_val_24_w_lang_w_val_en_us_w_rpr_w_t_xml_space_preserve }}</w:t>
+        <w:t xml:space="preserve">{{ signature }}</w:t>
       </w:r>
       <w:r>
         <w:rPr>
